--- a/Superstore_Sales_Analysis_Portfolio.docx
+++ b/Superstore_Sales_Analysis_Portfolio.docx
@@ -40,7 +40,23 @@
           <w:sz w:val="24"/>
           <w:szCs w:val="24"/>
         </w:rPr>
-        <w:t>Tool Used: Microsoft Excel (PivotTables, Power Pivot, DAX, Forecast Sheet) | Dataset: Superstore Sales 2014–2017</w:t>
+        <w:t>Tool Used: Microsoft Excel (PivotTables, Power Pivot, DAX, Forecast Sheet) | Dataset: Superstore Sales 2014</w:t>
+      </w:r>
+      <w:r>
+        <w:rPr>
+          <w:rFonts w:asciiTheme="minorHAnsi" w:hAnsiTheme="minorHAnsi" w:cstheme="minorHAnsi"/>
+          <w:sz w:val="24"/>
+          <w:szCs w:val="24"/>
+        </w:rPr>
+        <w:t>-</w:t>
+      </w:r>
+      <w:r>
+        <w:rPr>
+          <w:rFonts w:asciiTheme="minorHAnsi" w:hAnsiTheme="minorHAnsi" w:cstheme="minorHAnsi"/>
+          <w:sz w:val="24"/>
+          <w:szCs w:val="24"/>
+        </w:rPr>
+        <w:t>2017</w:t>
       </w:r>
     </w:p>
     <w:p>
@@ -686,7 +702,39 @@
           <w:szCs w:val="24"/>
         </w:rPr>
         <w:lastRenderedPageBreak/>
-        <w:t>not random - every additional dollar of sales produces a predictable and measurable increase in profit, making sales volume a reliable lever for profitability improvement.</w:t>
+        <w:t>not random</w:t>
+      </w:r>
+      <w:r>
+        <w:rPr>
+          <w:rFonts w:asciiTheme="minorHAnsi" w:hAnsiTheme="minorHAnsi" w:cstheme="minorHAnsi"/>
+          <w:sz w:val="24"/>
+          <w:szCs w:val="24"/>
+        </w:rPr>
+        <w:t xml:space="preserve">. </w:t>
+      </w:r>
+      <w:r>
+        <w:rPr>
+          <w:rFonts w:asciiTheme="minorHAnsi" w:hAnsiTheme="minorHAnsi" w:cstheme="minorHAnsi"/>
+          <w:sz w:val="24"/>
+          <w:szCs w:val="24"/>
+        </w:rPr>
+        <w:t>The regression coefficient of 0.18 means each extra dollar of sales is associated with about 18 cents more profit on average</w:t>
+      </w:r>
+      <w:r>
+        <w:rPr>
+          <w:rFonts w:asciiTheme="minorHAnsi" w:hAnsiTheme="minorHAnsi" w:cstheme="minorHAnsi"/>
+          <w:sz w:val="24"/>
+          <w:szCs w:val="24"/>
+        </w:rPr>
+        <w:t>. Still, with</w:t>
+      </w:r>
+      <w:r>
+        <w:rPr>
+          <w:rFonts w:asciiTheme="minorHAnsi" w:hAnsiTheme="minorHAnsi" w:cstheme="minorHAnsi"/>
+          <w:sz w:val="24"/>
+          <w:szCs w:val="24"/>
+        </w:rPr>
+        <w:t xml:space="preserve"> an R² of 0.23, sales explains only part of the variation in profit.</w:t>
       </w:r>
     </w:p>
     <w:p>
@@ -762,7 +810,31 @@
           <w:sz w:val="24"/>
           <w:szCs w:val="24"/>
         </w:rPr>
-        <w:t>Despite all three categories generating sales, profit contribution is heavily skewed. Technology alone accounts for 50.79% of total profit, Office Supplies contributes 42.77%, while Furniture generates only 6.44%. Furniture is consuming resources - manufacturing, shipping, storage - while returning almost nothing to the bottom line.</w:t>
+        <w:t xml:space="preserve">Despite all three categories generating sales, profit contribution is heavily skewed. Technology alone accounts for 50.79% of total profit, Office Supplies contributes 42.77%, while Furniture generates only 6.44%. </w:t>
+      </w:r>
+      <w:r>
+        <w:rPr>
+          <w:rFonts w:asciiTheme="minorHAnsi" w:hAnsiTheme="minorHAnsi" w:cstheme="minorHAnsi"/>
+          <w:sz w:val="24"/>
+          <w:szCs w:val="24"/>
+        </w:rPr>
+        <w:t>Furniture contributes very little profit relative to its sales</w:t>
+      </w:r>
+      <w:r>
+        <w:rPr>
+          <w:rFonts w:asciiTheme="minorHAnsi" w:hAnsiTheme="minorHAnsi" w:cstheme="minorHAnsi"/>
+          <w:sz w:val="24"/>
+          <w:szCs w:val="24"/>
+        </w:rPr>
+        <w:t>,</w:t>
+      </w:r>
+      <w:r>
+        <w:rPr>
+          <w:rFonts w:asciiTheme="minorHAnsi" w:hAnsiTheme="minorHAnsi" w:cstheme="minorHAnsi"/>
+          <w:sz w:val="24"/>
+          <w:szCs w:val="24"/>
+        </w:rPr>
+        <w:t xml:space="preserve"> while returning almost nothing to the bottom line.</w:t>
       </w:r>
     </w:p>
     <w:p>
@@ -838,7 +910,23 @@
           <w:sz w:val="24"/>
           <w:szCs w:val="24"/>
         </w:rPr>
-        <w:t xml:space="preserve">The 12-month sales forecast, built from four years of historical monthly data, projects continued growth into 2018 with a repeating seasonal pattern rather than a flat trend. Q4 (September–November) is consistently the strongest period across all four historical years and is projected to remain so </w:t>
+        <w:t xml:space="preserve">The 12-month sales forecast, built from four years of historical monthly data, projects continued growth into 2018 with a repeating seasonal pattern rather than a flat trend. </w:t>
+      </w:r>
+      <w:r>
+        <w:rPr>
+          <w:rFonts w:asciiTheme="minorHAnsi" w:hAnsiTheme="minorHAnsi" w:cstheme="minorHAnsi"/>
+          <w:sz w:val="24"/>
+          <w:szCs w:val="24"/>
+        </w:rPr>
+        <w:t>Autumn</w:t>
+      </w:r>
+      <w:r>
+        <w:rPr>
+          <w:rFonts w:asciiTheme="minorHAnsi" w:hAnsiTheme="minorHAnsi" w:cstheme="minorHAnsi"/>
+          <w:sz w:val="24"/>
+          <w:szCs w:val="24"/>
+        </w:rPr>
+        <w:t xml:space="preserve"> (September</w:t>
       </w:r>
       <w:r>
         <w:rPr>
@@ -854,7 +942,39 @@
           <w:sz w:val="24"/>
           <w:szCs w:val="24"/>
         </w:rPr>
-        <w:t xml:space="preserve"> a pattern the exponential smoothing model detected automatically. This gives leadership a data-backed basis for timing inventory, staffing, and promotional planning around the historically strongest quarter, rather than relying on assumption.</w:t>
+        <w:t xml:space="preserve">November) is consistently the strongest period across all four historical years and is projected to remain so </w:t>
+      </w:r>
+      <w:r>
+        <w:rPr>
+          <w:rFonts w:asciiTheme="minorHAnsi" w:hAnsiTheme="minorHAnsi" w:cstheme="minorHAnsi"/>
+          <w:sz w:val="24"/>
+          <w:szCs w:val="24"/>
+        </w:rPr>
+        <w:t>-</w:t>
+      </w:r>
+      <w:r>
+        <w:rPr>
+          <w:rFonts w:asciiTheme="minorHAnsi" w:hAnsiTheme="minorHAnsi" w:cstheme="minorHAnsi"/>
+          <w:sz w:val="24"/>
+          <w:szCs w:val="24"/>
+        </w:rPr>
+        <w:t xml:space="preserve"> a pattern the exponential smoothing model detected automatically. This gives leadership a data-backed basis for timing inventory, staffing, and promotional planning around the historically strongest quarter, rather than relying on </w:t>
+      </w:r>
+      <w:r>
+        <w:rPr>
+          <w:rFonts w:asciiTheme="minorHAnsi" w:hAnsiTheme="minorHAnsi" w:cstheme="minorHAnsi"/>
+          <w:sz w:val="24"/>
+          <w:szCs w:val="24"/>
+        </w:rPr>
+        <w:t>assumptions</w:t>
+      </w:r>
+      <w:r>
+        <w:rPr>
+          <w:rFonts w:asciiTheme="minorHAnsi" w:hAnsiTheme="minorHAnsi" w:cstheme="minorHAnsi"/>
+          <w:sz w:val="24"/>
+          <w:szCs w:val="24"/>
+        </w:rPr>
+        <w:t>.</w:t>
       </w:r>
     </w:p>
     <w:p>
@@ -950,25 +1070,16 @@
           <w:sz w:val="24"/>
           <w:szCs w:val="24"/>
         </w:rPr>
-        <w:t xml:space="preserve">Furniture contributes only 6.44% of total profit despite being a full third of the product catalogue. A deeper analysis should be run to identify which specific furniture products and regions are underperforming. Leadership should consider repricing, </w:t>
-      </w:r>
-      <w:proofErr w:type="gramStart"/>
-      <w:r>
-        <w:rPr>
-          <w:rFonts w:asciiTheme="minorHAnsi" w:hAnsiTheme="minorHAnsi" w:cstheme="minorHAnsi"/>
-          <w:sz w:val="24"/>
-          <w:szCs w:val="24"/>
-        </w:rPr>
-        <w:t>reducing</w:t>
-      </w:r>
-      <w:proofErr w:type="gramEnd"/>
-      <w:r>
-        <w:rPr>
-          <w:rFonts w:asciiTheme="minorHAnsi" w:hAnsiTheme="minorHAnsi" w:cstheme="minorHAnsi"/>
-          <w:sz w:val="24"/>
-          <w:szCs w:val="24"/>
-        </w:rPr>
-        <w:t xml:space="preserve"> the furniture range, or reallocating those resources toward Technology, which alone drives 50.79% of profit.</w:t>
+        <w:t xml:space="preserve">Furniture contributes only 6.44% of total profit despite being a full third of the product catalogue. A deeper analysis should be run to identify which specific furniture products and </w:t>
+      </w:r>
+      <w:r>
+        <w:rPr>
+          <w:rFonts w:asciiTheme="minorHAnsi" w:hAnsiTheme="minorHAnsi" w:cstheme="minorHAnsi"/>
+          <w:sz w:val="24"/>
+          <w:szCs w:val="24"/>
+        </w:rPr>
+        <w:lastRenderedPageBreak/>
+        <w:t>regions are underperforming. Leadership should consider repricing, reducing the furniture range, or reallocating those resources toward Technology, which alone drives 50.79% of profit.</w:t>
       </w:r>
     </w:p>
     <w:p>
@@ -988,7 +1099,6 @@
           <w:sz w:val="24"/>
           <w:szCs w:val="24"/>
         </w:rPr>
-        <w:lastRenderedPageBreak/>
         <w:t>Recommendation 3 - Study and Replicate the South Region's Model</w:t>
       </w:r>
     </w:p>
@@ -1157,25 +1267,7 @@
           <w:sz w:val="24"/>
           <w:szCs w:val="24"/>
         </w:rPr>
-        <w:t xml:space="preserve">Compare forecasted vs actual sales once 2018 data </w:t>
-      </w:r>
-      <w:proofErr w:type="gramStart"/>
-      <w:r>
-        <w:rPr>
-          <w:rFonts w:asciiTheme="minorHAnsi" w:hAnsiTheme="minorHAnsi" w:cstheme="minorHAnsi"/>
-          <w:sz w:val="24"/>
-          <w:szCs w:val="24"/>
-        </w:rPr>
-        <w:t>becomes</w:t>
-      </w:r>
-      <w:proofErr w:type="gramEnd"/>
-      <w:r>
-        <w:rPr>
-          <w:rFonts w:asciiTheme="minorHAnsi" w:hAnsiTheme="minorHAnsi" w:cstheme="minorHAnsi"/>
-          <w:sz w:val="24"/>
-          <w:szCs w:val="24"/>
-        </w:rPr>
-        <w:t xml:space="preserve"> available, to measure forecast accuracy and refine the model</w:t>
+        <w:t>Compare forecasted vs actual sales once 2018 data becomes available, to measure forecast accuracy and refine the model</w:t>
       </w:r>
     </w:p>
     <w:p>
@@ -1853,7 +1945,6 @@
   <w:style w:type="character" w:default="1" w:styleId="DefaultParagraphFont">
     <w:name w:val="Default Paragraph Font"/>
     <w:uiPriority w:val="1"/>
-    <w:semiHidden/>
     <w:unhideWhenUsed/>
   </w:style>
   <w:style w:type="table" w:default="1" w:styleId="TableNormal">
